--- a/IMP_notes_on_HTML_Basics&Theory.docx
+++ b/IMP_notes_on_HTML_Basics&Theory.docx
@@ -8,7 +8,16 @@
         <w:jc w:val="both"/>
       </w:pPr>
       <w:r>
-        <w:t xml:space="preserve">#whichever comes in {} brackets, it for </w:t>
+        <w:t>#whichever comes in {} brackets, it</w:t>
+      </w:r>
+      <w:r>
+        <w:t xml:space="preserve"> is for the knowledge purpose</w:t>
+      </w:r>
+      <w:r>
+        <w:t xml:space="preserve"> </w:t>
+      </w:r>
+      <w:r>
+        <w:t>only.</w:t>
       </w:r>
     </w:p>
     <w:p>
@@ -1182,17 +1191,26 @@
         <w:jc w:val="both"/>
       </w:pPr>
       <w:r>
+        <w:lastRenderedPageBreak/>
         <w:t>Caption tag</w:t>
       </w:r>
-    </w:p>
-    <w:p>
-      <w:pPr>
-        <w:pStyle w:val="ListParagraph"/>
-        <w:spacing w:line="240" w:lineRule="auto"/>
-        <w:jc w:val="both"/>
-      </w:pPr>
-      <w:r>
-        <w:lastRenderedPageBreak/>
+      <w:r>
+        <w:t xml:space="preserve"> – to merge heading with the </w:t>
+      </w:r>
+      <w:r>
+        <w:t>table</w:t>
+      </w:r>
+      <w:r>
+        <w:t xml:space="preserve"> ( Use it under table tag to use for merge)</w:t>
+      </w:r>
+    </w:p>
+    <w:p>
+      <w:pPr>
+        <w:pStyle w:val="ListParagraph"/>
+        <w:spacing w:line="240" w:lineRule="auto"/>
+        <w:jc w:val="both"/>
+      </w:pPr>
+      <w:r>
         <w:t>&lt;caption&gt;&lt;/caption&gt;</w:t>
       </w:r>
     </w:p>
@@ -1250,6 +1268,79 @@
     <w:p>
       <w:pPr>
         <w:pStyle w:val="ListParagraph"/>
+        <w:spacing w:line="240" w:lineRule="auto"/>
+        <w:jc w:val="both"/>
+      </w:pPr>
+      <w:r>
+        <w:t xml:space="preserve">Attributes : </w:t>
+      </w:r>
+    </w:p>
+    <w:p>
+      <w:pPr>
+        <w:pStyle w:val="ListParagraph"/>
+        <w:spacing w:line="240" w:lineRule="auto"/>
+        <w:jc w:val="both"/>
+      </w:pPr>
+      <w:r>
+        <w:t>Border= “”</w:t>
+      </w:r>
+    </w:p>
+    <w:p>
+      <w:pPr>
+        <w:pStyle w:val="ListParagraph"/>
+        <w:spacing w:line="240" w:lineRule="auto"/>
+        <w:jc w:val="both"/>
+      </w:pPr>
+      <w:r>
+        <w:t>Cellpadding= “”</w:t>
+      </w:r>
+    </w:p>
+    <w:p>
+      <w:pPr>
+        <w:pStyle w:val="ListParagraph"/>
+        <w:spacing w:line="240" w:lineRule="auto"/>
+        <w:jc w:val="both"/>
+      </w:pPr>
+      <w:r>
+        <w:t>Height= “”</w:t>
+      </w:r>
+    </w:p>
+    <w:p>
+      <w:pPr>
+        <w:pStyle w:val="ListParagraph"/>
+        <w:spacing w:line="240" w:lineRule="auto"/>
+        <w:jc w:val="both"/>
+      </w:pPr>
+      <w:r>
+        <w:t xml:space="preserve">Width= “” – can be applicable to </w:t>
+      </w:r>
+      <w:proofErr w:type="spellStart"/>
+      <w:r>
+        <w:t>th</w:t>
+      </w:r>
+      <w:proofErr w:type="spellEnd"/>
+      <w:r>
+        <w:t xml:space="preserve"> tag as well for attribute</w:t>
+      </w:r>
+    </w:p>
+    <w:p>
+      <w:pPr>
+        <w:pStyle w:val="ListParagraph"/>
+        <w:spacing w:line="240" w:lineRule="auto"/>
+        <w:jc w:val="both"/>
+      </w:pPr>
+      <w:proofErr w:type="spellStart"/>
+      <w:r>
+        <w:t>cellspacing</w:t>
+      </w:r>
+      <w:proofErr w:type="spellEnd"/>
+      <w:r>
+        <w:t xml:space="preserve"> = “0px”</w:t>
+      </w:r>
+    </w:p>
+    <w:p>
+      <w:pPr>
+        <w:pStyle w:val="ListParagraph"/>
         <w:numPr>
           <w:ilvl w:val="0"/>
           <w:numId w:val="14"/>
@@ -1503,6 +1594,23 @@
       <w:r>
         <w:t>&lt;form&gt;&lt;/form&gt;</w:t>
       </w:r>
+      <w:r>
+        <w:t xml:space="preserve">  (method : get</w:t>
+      </w:r>
+      <w:r>
+        <w:t xml:space="preserve"> (only 100 character get – display data in </w:t>
+      </w:r>
+      <w:proofErr w:type="spellStart"/>
+      <w:r>
+        <w:t>url</w:t>
+      </w:r>
+      <w:proofErr w:type="spellEnd"/>
+      <w:r>
+        <w:t>)</w:t>
+      </w:r>
+      <w:r>
+        <w:t>/post)</w:t>
+      </w:r>
     </w:p>
     <w:p>
       <w:pPr>
@@ -1554,6 +1662,202 @@
       <w:r>
         <w:t>&lt;input&gt;</w:t>
       </w:r>
+      <w:r>
+        <w:t xml:space="preserve"> </w:t>
+      </w:r>
+    </w:p>
+    <w:p>
+      <w:pPr>
+        <w:pStyle w:val="ListParagraph"/>
+        <w:spacing w:line="240" w:lineRule="auto"/>
+        <w:jc w:val="both"/>
+      </w:pPr>
+      <w:r>
+        <w:t xml:space="preserve">attributes: type=“” ( text, </w:t>
+      </w:r>
+      <w:proofErr w:type="spellStart"/>
+      <w:r>
+        <w:t>tel</w:t>
+      </w:r>
+      <w:proofErr w:type="spellEnd"/>
+      <w:r>
+        <w:t xml:space="preserve">, email, radio, </w:t>
+      </w:r>
+      <w:r>
+        <w:t>checkbox, file)</w:t>
+      </w:r>
+    </w:p>
+    <w:p>
+      <w:pPr>
+        <w:pStyle w:val="ListParagraph"/>
+        <w:spacing w:line="240" w:lineRule="auto"/>
+        <w:jc w:val="both"/>
+      </w:pPr>
+      <w:r>
+        <w:t>text</w:t>
+      </w:r>
+    </w:p>
+    <w:p>
+      <w:pPr>
+        <w:pStyle w:val="ListParagraph"/>
+        <w:spacing w:line="240" w:lineRule="auto"/>
+        <w:jc w:val="both"/>
+      </w:pPr>
+      <w:r>
+        <w:t>password</w:t>
+      </w:r>
+    </w:p>
+    <w:p>
+      <w:pPr>
+        <w:pStyle w:val="ListParagraph"/>
+        <w:spacing w:line="240" w:lineRule="auto"/>
+        <w:jc w:val="both"/>
+      </w:pPr>
+      <w:r>
+        <w:t>radio</w:t>
+      </w:r>
+    </w:p>
+    <w:p>
+      <w:pPr>
+        <w:pStyle w:val="ListParagraph"/>
+        <w:spacing w:line="240" w:lineRule="auto"/>
+        <w:jc w:val="both"/>
+      </w:pPr>
+      <w:r>
+        <w:t>checkbox</w:t>
+      </w:r>
+    </w:p>
+    <w:p>
+      <w:pPr>
+        <w:pStyle w:val="ListParagraph"/>
+        <w:spacing w:line="240" w:lineRule="auto"/>
+        <w:jc w:val="both"/>
+      </w:pPr>
+      <w:proofErr w:type="spellStart"/>
+      <w:r>
+        <w:t>Color</w:t>
+      </w:r>
+      <w:proofErr w:type="spellEnd"/>
+    </w:p>
+    <w:p>
+      <w:pPr>
+        <w:pStyle w:val="ListParagraph"/>
+        <w:spacing w:line="240" w:lineRule="auto"/>
+        <w:jc w:val="both"/>
+      </w:pPr>
+      <w:r>
+        <w:t>Date</w:t>
+      </w:r>
+    </w:p>
+    <w:p>
+      <w:pPr>
+        <w:pStyle w:val="ListParagraph"/>
+        <w:spacing w:line="240" w:lineRule="auto"/>
+        <w:jc w:val="both"/>
+      </w:pPr>
+      <w:r>
+        <w:t>Datetime-local</w:t>
+      </w:r>
+    </w:p>
+    <w:p>
+      <w:pPr>
+        <w:pStyle w:val="ListParagraph"/>
+        <w:spacing w:line="240" w:lineRule="auto"/>
+        <w:jc w:val="both"/>
+      </w:pPr>
+      <w:r>
+        <w:t>Email</w:t>
+      </w:r>
+    </w:p>
+    <w:p>
+      <w:pPr>
+        <w:pStyle w:val="ListParagraph"/>
+        <w:spacing w:line="240" w:lineRule="auto"/>
+        <w:jc w:val="both"/>
+      </w:pPr>
+      <w:r>
+        <w:t>Hidden</w:t>
+      </w:r>
+    </w:p>
+    <w:p>
+      <w:pPr>
+        <w:pStyle w:val="ListParagraph"/>
+        <w:spacing w:line="240" w:lineRule="auto"/>
+        <w:jc w:val="both"/>
+      </w:pPr>
+      <w:r>
+        <w:t>Month</w:t>
+      </w:r>
+    </w:p>
+    <w:p>
+      <w:pPr>
+        <w:pStyle w:val="ListParagraph"/>
+        <w:spacing w:line="240" w:lineRule="auto"/>
+        <w:jc w:val="both"/>
+      </w:pPr>
+      <w:r>
+        <w:t>Range</w:t>
+      </w:r>
+    </w:p>
+    <w:p>
+      <w:pPr>
+        <w:pStyle w:val="ListParagraph"/>
+        <w:spacing w:line="240" w:lineRule="auto"/>
+        <w:jc w:val="both"/>
+      </w:pPr>
+      <w:r>
+        <w:t>Gender</w:t>
+      </w:r>
+    </w:p>
+    <w:p>
+      <w:pPr>
+        <w:pStyle w:val="ListParagraph"/>
+        <w:spacing w:line="240" w:lineRule="auto"/>
+        <w:jc w:val="both"/>
+      </w:pPr>
+      <w:r>
+        <w:lastRenderedPageBreak/>
+        <w:t>S</w:t>
+      </w:r>
+      <w:r>
+        <w:t>ubmit</w:t>
+      </w:r>
+    </w:p>
+    <w:p>
+      <w:pPr>
+        <w:pStyle w:val="ListParagraph"/>
+        <w:spacing w:line="240" w:lineRule="auto"/>
+        <w:jc w:val="both"/>
+      </w:pPr>
+      <w:proofErr w:type="spellStart"/>
+      <w:r>
+        <w:t>url</w:t>
+      </w:r>
+      <w:proofErr w:type="spellEnd"/>
+    </w:p>
+    <w:p>
+      <w:pPr>
+        <w:pStyle w:val="ListParagraph"/>
+        <w:spacing w:line="240" w:lineRule="auto"/>
+        <w:jc w:val="both"/>
+      </w:pPr>
+      <w:r>
+        <w:t>week</w:t>
+      </w:r>
+    </w:p>
+    <w:p>
+      <w:pPr>
+        <w:pStyle w:val="ListParagraph"/>
+        <w:spacing w:line="240" w:lineRule="auto"/>
+        <w:jc w:val="both"/>
+      </w:pPr>
+    </w:p>
+    <w:p>
+      <w:pPr>
+        <w:pStyle w:val="ListParagraph"/>
+        <w:spacing w:line="240" w:lineRule="auto"/>
+        <w:jc w:val="both"/>
+      </w:pPr>
     </w:p>
     <w:p>
       <w:pPr>
